--- a/BingeSpice v1.0/Final/Project-code-v1.0.docx
+++ b/BingeSpice v1.0/Final/Project-code-v1.0.docx
@@ -508,7 +508,7 @@
             </w:rPr>
             <w:fldChar w:fldCharType="separate"/>
           </w:r>
-          <w:hyperlink w:anchor="_Toc199506521" w:history="1">
+          <w:hyperlink w:anchor="_Toc199530460" w:history="1">
             <w:r>
               <w:rPr>
                 <w:rStyle w:val="Hyperlink"/>
@@ -551,7 +551,7 @@
                 <w:noProof/>
                 <w:webHidden/>
               </w:rPr>
-              <w:instrText xml:space="preserve"> PAGEREF _Toc199506521 \h </w:instrText>
+              <w:instrText xml:space="preserve"> PAGEREF _Toc199530460 \h </w:instrText>
             </w:r>
             <w:r>
               <w:rPr>
@@ -593,7 +593,7 @@
               <w:noProof/>
             </w:rPr>
           </w:pPr>
-          <w:hyperlink w:anchor="_Toc199506522" w:history="1">
+          <w:hyperlink w:anchor="_Toc199530461" w:history="1">
             <w:r>
               <w:rPr>
                 <w:rStyle w:val="Hyperlink"/>
@@ -621,7 +621,7 @@
                 <w:noProof/>
                 <w:webHidden/>
               </w:rPr>
-              <w:instrText xml:space="preserve"> PAGEREF _Toc199506522 \h </w:instrText>
+              <w:instrText xml:space="preserve"> PAGEREF _Toc199530461 \h </w:instrText>
             </w:r>
             <w:r>
               <w:rPr>
@@ -663,7 +663,7 @@
               <w:noProof/>
             </w:rPr>
           </w:pPr>
-          <w:hyperlink w:anchor="_Toc199506523" w:history="1">
+          <w:hyperlink w:anchor="_Toc199530462" w:history="1">
             <w:r>
               <w:rPr>
                 <w:rStyle w:val="Hyperlink"/>
@@ -705,7 +705,7 @@
                 <w:noProof/>
                 <w:webHidden/>
               </w:rPr>
-              <w:instrText xml:space="preserve"> PAGEREF _Toc199506523 \h </w:instrText>
+              <w:instrText xml:space="preserve"> PAGEREF _Toc199530462 \h </w:instrText>
             </w:r>
             <w:r>
               <w:rPr>
@@ -747,7 +747,7 @@
               <w:noProof/>
             </w:rPr>
           </w:pPr>
-          <w:hyperlink w:anchor="_Toc199506524" w:history="1">
+          <w:hyperlink w:anchor="_Toc199530463" w:history="1">
             <w:r>
               <w:rPr>
                 <w:rStyle w:val="Hyperlink"/>
@@ -775,7 +775,7 @@
                 <w:noProof/>
                 <w:webHidden/>
               </w:rPr>
-              <w:instrText xml:space="preserve"> PAGEREF _Toc199506524 \h </w:instrText>
+              <w:instrText xml:space="preserve"> PAGEREF _Toc199530463 \h </w:instrText>
             </w:r>
             <w:r>
               <w:rPr>
@@ -817,7 +817,7 @@
               <w:noProof/>
             </w:rPr>
           </w:pPr>
-          <w:hyperlink w:anchor="_Toc199506525" w:history="1">
+          <w:hyperlink w:anchor="_Toc199530464" w:history="1">
             <w:r>
               <w:rPr>
                 <w:rStyle w:val="Hyperlink"/>
@@ -852,7 +852,7 @@
                 <w:noProof/>
                 <w:webHidden/>
               </w:rPr>
-              <w:instrText xml:space="preserve"> PAGEREF _Toc199506525 \h </w:instrText>
+              <w:instrText xml:space="preserve"> PAGEREF _Toc199530464 \h </w:instrText>
             </w:r>
             <w:r>
               <w:rPr>
@@ -894,7 +894,7 @@
               <w:noProof/>
             </w:rPr>
           </w:pPr>
-          <w:hyperlink w:anchor="_Toc199506526" w:history="1">
+          <w:hyperlink w:anchor="_Toc199530465" w:history="1">
             <w:r>
               <w:rPr>
                 <w:rStyle w:val="Hyperlink"/>
@@ -944,7 +944,7 @@
                 <w:noProof/>
                 <w:webHidden/>
               </w:rPr>
-              <w:instrText xml:space="preserve"> PAGEREF _Toc199506526 \h </w:instrText>
+              <w:instrText xml:space="preserve"> PAGEREF _Toc199530465 \h </w:instrText>
             </w:r>
             <w:r>
               <w:rPr>
@@ -986,7 +986,7 @@
               <w:noProof/>
             </w:rPr>
           </w:pPr>
-          <w:hyperlink w:anchor="_Toc199506527" w:history="1">
+          <w:hyperlink w:anchor="_Toc199530466" w:history="1">
             <w:r>
               <w:rPr>
                 <w:rStyle w:val="Hyperlink"/>
@@ -1021,7 +1021,7 @@
                 <w:noProof/>
                 <w:webHidden/>
               </w:rPr>
-              <w:instrText xml:space="preserve"> PAGEREF _Toc199506527 \h </w:instrText>
+              <w:instrText xml:space="preserve"> PAGEREF _Toc199530466 \h </w:instrText>
             </w:r>
             <w:r>
               <w:rPr>
@@ -1063,7 +1063,7 @@
               <w:noProof/>
             </w:rPr>
           </w:pPr>
-          <w:hyperlink w:anchor="_Toc199506528" w:history="1">
+          <w:hyperlink w:anchor="_Toc199530467" w:history="1">
             <w:r>
               <w:rPr>
                 <w:rStyle w:val="Hyperlink"/>
@@ -1091,7 +1091,7 @@
                 <w:noProof/>
                 <w:webHidden/>
               </w:rPr>
-              <w:instrText xml:space="preserve"> PAGEREF _Toc199506528 \h </w:instrText>
+              <w:instrText xml:space="preserve"> PAGEREF _Toc199530467 \h </w:instrText>
             </w:r>
             <w:r>
               <w:rPr>
@@ -1176,7 +1176,7 @@
         </w:rPr>
       </w:pPr>
       <w:bookmarkStart w:id="0" w:name="_Toc198304796"/>
-      <w:bookmarkStart w:id="1" w:name="_Toc199506521"/>
+      <w:bookmarkStart w:id="1" w:name="_Toc199530460"/>
       <w:r>
         <w:rPr>
           <w:sz w:val="48"/>
@@ -1334,7 +1334,7 @@
           <w:lang w:val="el-GR"/>
         </w:rPr>
       </w:pPr>
-      <w:bookmarkStart w:id="3" w:name="_Toc199506522"/>
+      <w:bookmarkStart w:id="3" w:name="_Toc199530461"/>
       <w:r>
         <w:rPr>
           <w:sz w:val="48"/>
@@ -3266,7 +3266,7 @@
           <w:lang w:val="el-GR"/>
         </w:rPr>
       </w:pPr>
-      <w:bookmarkStart w:id="7" w:name="_Toc199506523"/>
+      <w:bookmarkStart w:id="7" w:name="_Toc199530462"/>
       <w:r>
         <w:rPr>
           <w:sz w:val="44"/>
@@ -4116,7 +4116,7 @@
           <w:lang w:val="el-GR"/>
         </w:rPr>
       </w:pPr>
-      <w:bookmarkStart w:id="8" w:name="_Toc199506524"/>
+      <w:bookmarkStart w:id="8" w:name="_Toc199530463"/>
       <w:r>
         <w:rPr>
           <w:sz w:val="44"/>
@@ -4529,7 +4529,7 @@
           <w:lang w:val="el-GR"/>
         </w:rPr>
       </w:pPr>
-      <w:bookmarkStart w:id="9" w:name="_Toc199506525"/>
+      <w:bookmarkStart w:id="9" w:name="_Toc199530464"/>
       <w:r>
         <w:rPr>
           <w:lang w:val="el-GR"/>
@@ -4718,7 +4718,7 @@
           <w:lang w:val="el-GR"/>
         </w:rPr>
       </w:pPr>
-      <w:bookmarkStart w:id="10" w:name="_Toc199506526"/>
+      <w:bookmarkStart w:id="10" w:name="_Toc199530465"/>
       <w:r>
         <w:rPr>
           <w:sz w:val="36"/>
@@ -5076,7 +5076,7 @@
           <w:lang w:val="el-GR"/>
         </w:rPr>
       </w:pPr>
-      <w:bookmarkStart w:id="11" w:name="_Toc199506527"/>
+      <w:bookmarkStart w:id="11" w:name="_Toc199530466"/>
       <w:r>
         <w:rPr>
           <w:lang w:val="el-GR"/>
@@ -5324,7 +5324,7 @@
           <w:lang w:val="el-GR"/>
         </w:rPr>
       </w:pPr>
-      <w:bookmarkStart w:id="14" w:name="_Toc199506528"/>
+      <w:bookmarkStart w:id="14" w:name="_Toc199530467"/>
       <w:r>
         <w:rPr>
           <w:sz w:val="48"/>

--- a/BingeSpice v1.0/Final/Project-code-v1.0.docx
+++ b/BingeSpice v1.0/Final/Project-code-v1.0.docx
@@ -469,11 +469,19 @@
               <w:rStyle w:val="TitleChar"/>
             </w:rPr>
           </w:pPr>
+          <w:proofErr w:type="spellStart"/>
           <w:r>
             <w:rPr>
               <w:rStyle w:val="TitleChar"/>
             </w:rPr>
-            <w:t>Περιεχόμενα</w:t>
+            <w:t>Περιεχόμεν</w:t>
+          </w:r>
+          <w:proofErr w:type="spellEnd"/>
+          <w:r>
+            <w:rPr>
+              <w:rStyle w:val="TitleChar"/>
+            </w:rPr>
+            <w:t>α</w:t>
           </w:r>
         </w:p>
         <w:p>
@@ -1289,6 +1297,7 @@
         </w:rPr>
         <w:t xml:space="preserve">της πλατφόρμας </w:t>
       </w:r>
+      <w:proofErr w:type="spellStart"/>
       <w:r>
         <w:rPr>
           <w:color w:val="3A7C22" w:themeColor="accent6" w:themeShade="BF"/>
@@ -1296,7 +1305,17 @@
           <w:szCs w:val="32"/>
           <w:lang w:val="el-GR"/>
         </w:rPr>
-        <w:t>Amazon Web Services (AW</w:t>
+        <w:t>Amazon</w:t>
+      </w:r>
+      <w:proofErr w:type="spellEnd"/>
+      <w:r>
+        <w:rPr>
+          <w:color w:val="3A7C22" w:themeColor="accent6" w:themeShade="BF"/>
+          <w:sz w:val="32"/>
+          <w:szCs w:val="32"/>
+          <w:lang w:val="el-GR"/>
+        </w:rPr>
+        <w:t xml:space="preserve"> Web Services (AW</w:t>
       </w:r>
       <w:r>
         <w:rPr>
@@ -1444,8 +1463,20 @@
           <w:szCs w:val="36"/>
           <w:lang w:val="el-GR"/>
         </w:rPr>
-        <w:t>Απόστολος Ζεκυριάς</w:t>
-      </w:r>
+        <w:t xml:space="preserve">Απόστολος </w:t>
+      </w:r>
+      <w:proofErr w:type="spellStart"/>
+      <w:r>
+        <w:rPr>
+          <w:rFonts w:cs="Times New Roman"/>
+          <w:color w:val="153D63" w:themeColor="text2" w:themeTint="E6"/>
+          <w:sz w:val="36"/>
+          <w:szCs w:val="36"/>
+          <w:lang w:val="el-GR"/>
+        </w:rPr>
+        <w:t>Ζεκυριάς</w:t>
+      </w:r>
+      <w:proofErr w:type="spellEnd"/>
     </w:p>
     <w:p>
       <w:pPr>
@@ -1470,7 +1501,29 @@
           <w:szCs w:val="36"/>
           <w:lang w:val="el-GR"/>
         </w:rPr>
-        <w:t xml:space="preserve">Σπυρίδων Μανταδάκης </w:t>
+        <w:t xml:space="preserve">Σπυρίδων </w:t>
+      </w:r>
+      <w:proofErr w:type="spellStart"/>
+      <w:r>
+        <w:rPr>
+          <w:rFonts w:cs="Times New Roman"/>
+          <w:color w:val="153D63" w:themeColor="text2" w:themeTint="E6"/>
+          <w:sz w:val="36"/>
+          <w:szCs w:val="36"/>
+          <w:lang w:val="el-GR"/>
+        </w:rPr>
+        <w:t>Μανταδάκης</w:t>
+      </w:r>
+      <w:proofErr w:type="spellEnd"/>
+      <w:r>
+        <w:rPr>
+          <w:rFonts w:cs="Times New Roman"/>
+          <w:color w:val="153D63" w:themeColor="text2" w:themeTint="E6"/>
+          <w:sz w:val="36"/>
+          <w:szCs w:val="36"/>
+          <w:lang w:val="el-GR"/>
+        </w:rPr>
+        <w:t xml:space="preserve"> </w:t>
       </w:r>
     </w:p>
     <w:p>
@@ -1524,8 +1577,20 @@
           <w:szCs w:val="36"/>
           <w:lang w:val="el-GR"/>
         </w:rPr>
-        <w:t>Αλέξανδρος Γεώργιος Χαλαμπάκης</w:t>
-      </w:r>
+        <w:t xml:space="preserve">Αλέξανδρος Γεώργιος </w:t>
+      </w:r>
+      <w:proofErr w:type="spellStart"/>
+      <w:r>
+        <w:rPr>
+          <w:rFonts w:cs="Times New Roman"/>
+          <w:color w:val="153D63" w:themeColor="text2" w:themeTint="E6"/>
+          <w:sz w:val="36"/>
+          <w:szCs w:val="36"/>
+          <w:lang w:val="el-GR"/>
+        </w:rPr>
+        <w:t>Χαλαμπάκης</w:t>
+      </w:r>
+      <w:proofErr w:type="spellEnd"/>
     </w:p>
     <w:p>
       <w:pPr>
@@ -1541,6 +1606,7 @@
           <w:lang w:val="el-GR"/>
         </w:rPr>
       </w:pPr>
+      <w:proofErr w:type="spellStart"/>
       <w:r>
         <w:rPr>
           <w:rFonts w:cs="Times New Roman"/>
@@ -1549,7 +1615,18 @@
           <w:szCs w:val="36"/>
           <w:lang w:val="el-GR"/>
         </w:rPr>
-        <w:t>Καραμαλίκης Ανδρέας</w:t>
+        <w:t>Καραμαλίκης</w:t>
+      </w:r>
+      <w:proofErr w:type="spellEnd"/>
+      <w:r>
+        <w:rPr>
+          <w:rFonts w:cs="Times New Roman"/>
+          <w:color w:val="153D63" w:themeColor="text2" w:themeTint="E6"/>
+          <w:sz w:val="36"/>
+          <w:szCs w:val="36"/>
+          <w:lang w:val="el-GR"/>
+        </w:rPr>
+        <w:t xml:space="preserve"> Ανδρέας</w:t>
       </w:r>
       <w:bookmarkEnd w:id="6"/>
     </w:p>
@@ -1667,7 +1744,29 @@
                                 <w:szCs w:val="28"/>
                                 <w:lang w:val="el-GR"/>
                               </w:rPr>
-                              <w:t>Απόστολος Ζεκυριάς (1100554)</w:t>
+                              <w:t xml:space="preserve">Απόστολος </w:t>
+                            </w:r>
+                            <w:proofErr w:type="spellStart"/>
+                            <w:r>
+                              <w:rPr>
+                                <w:rFonts w:cs="Times New Roman"/>
+                                <w:color w:val="153D63" w:themeColor="text2" w:themeTint="E6"/>
+                                <w:sz w:val="28"/>
+                                <w:szCs w:val="28"/>
+                                <w:lang w:val="el-GR"/>
+                              </w:rPr>
+                              <w:t>Ζεκυριάς</w:t>
+                            </w:r>
+                            <w:proofErr w:type="spellEnd"/>
+                            <w:r>
+                              <w:rPr>
+                                <w:rFonts w:cs="Times New Roman"/>
+                                <w:color w:val="153D63" w:themeColor="text2" w:themeTint="E6"/>
+                                <w:sz w:val="28"/>
+                                <w:szCs w:val="28"/>
+                                <w:lang w:val="el-GR"/>
+                              </w:rPr>
+                              <w:t xml:space="preserve"> (1100554)</w:t>
                             </w:r>
                           </w:p>
                           <w:p>
@@ -1710,6 +1809,7 @@
                                 </w:rPr>
                                 <w:t>.</w:t>
                               </w:r>
+                              <w:proofErr w:type="spellStart"/>
                               <w:r>
                                 <w:rPr>
                                   <w:rStyle w:val="Hyperlink"/>
@@ -1717,6 +1817,7 @@
                                 </w:rPr>
                                 <w:t>upatras</w:t>
                               </w:r>
+                              <w:proofErr w:type="spellEnd"/>
                               <w:r>
                                 <w:rPr>
                                   <w:rStyle w:val="Hyperlink"/>
@@ -1816,7 +1917,11 @@
           </mc:Choice>
           <mc:Fallback>
             <w:pict>
-              <v:shape w14:anchorId="782CA5F6" id="Text Box 3" o:spid="_x0000_s1027" type="#_x0000_t202" style="position:absolute;left:0;text-align:left;margin-left:0;margin-top:6pt;width:118.2pt;height:174.35pt;z-index:251668480;visibility:visible;mso-wrap-style:square;mso-width-percent:0;mso-height-percent:0;mso-wrap-distance-left:9pt;mso-wrap-distance-top:0;mso-wrap-distance-right:9pt;mso-wrap-distance-bottom:0;mso-position-horizontal:left;mso-position-horizontal-relative:margin;mso-position-vertical:absolute;mso-position-vertical-relative:text;mso-width-percent:0;mso-height-percent:0;mso-width-relative:page;mso-height-relative:page;v-text-anchor:top" o:gfxdata="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">
+              <v:shapetype w14:anchorId="782CA5F6" id="_x0000_t202" coordsize="21600,21600" o:spt="202" path="m,l,21600r21600,l21600,xe">
+                <v:stroke joinstyle="miter"/>
+                <v:path gradientshapeok="t" o:connecttype="rect"/>
+              </v:shapetype>
+              <v:shape id="Text Box 3" o:spid="_x0000_s1027" type="#_x0000_t202" style="position:absolute;left:0;text-align:left;margin-left:0;margin-top:6pt;width:118.2pt;height:174.35pt;z-index:251668480;visibility:visible;mso-wrap-style:square;mso-width-percent:0;mso-height-percent:0;mso-wrap-distance-left:9pt;mso-wrap-distance-top:0;mso-wrap-distance-right:9pt;mso-wrap-distance-bottom:0;mso-position-horizontal:left;mso-position-horizontal-relative:margin;mso-position-vertical:absolute;mso-position-vertical-relative:text;mso-width-percent:0;mso-height-percent:0;mso-width-relative:page;mso-height-relative:page;v-text-anchor:top" o:gfxdata="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">
                 <v:shadow on="t" opacity=".5" offset="6pt,-6pt"/>
                 <v:textbox>
                   <w:txbxContent>
@@ -1835,7 +1940,29 @@
                           <w:szCs w:val="28"/>
                           <w:lang w:val="el-GR"/>
                         </w:rPr>
-                        <w:t>Απόστολος Ζεκυριάς (1100554)</w:t>
+                        <w:t xml:space="preserve">Απόστολος </w:t>
+                      </w:r>
+                      <w:proofErr w:type="spellStart"/>
+                      <w:r>
+                        <w:rPr>
+                          <w:rFonts w:cs="Times New Roman"/>
+                          <w:color w:val="153D63" w:themeColor="text2" w:themeTint="E6"/>
+                          <w:sz w:val="28"/>
+                          <w:szCs w:val="28"/>
+                          <w:lang w:val="el-GR"/>
+                        </w:rPr>
+                        <w:t>Ζεκυριάς</w:t>
+                      </w:r>
+                      <w:proofErr w:type="spellEnd"/>
+                      <w:r>
+                        <w:rPr>
+                          <w:rFonts w:cs="Times New Roman"/>
+                          <w:color w:val="153D63" w:themeColor="text2" w:themeTint="E6"/>
+                          <w:sz w:val="28"/>
+                          <w:szCs w:val="28"/>
+                          <w:lang w:val="el-GR"/>
+                        </w:rPr>
+                        <w:t xml:space="preserve"> (1100554)</w:t>
                       </w:r>
                     </w:p>
                     <w:p>
@@ -1878,6 +2005,7 @@
                           </w:rPr>
                           <w:t>.</w:t>
                         </w:r>
+                        <w:proofErr w:type="spellStart"/>
                         <w:r>
                           <w:rPr>
                             <w:rStyle w:val="Hyperlink"/>
@@ -1885,6 +2013,7 @@
                           </w:rPr>
                           <w:t>upatras</w:t>
                         </w:r>
+                        <w:proofErr w:type="spellEnd"/>
                         <w:r>
                           <w:rPr>
                             <w:rStyle w:val="Hyperlink"/>
@@ -2150,7 +2279,7 @@
           </mc:Choice>
           <mc:Fallback>
             <w:pict>
-              <v:shape w14:anchorId="56287193" id="Text Box 5" o:spid="_x0000_s1028" type="#_x0000_t202" style="position:absolute;left:0;text-align:left;margin-left:57.25pt;margin-top:7.85pt;width:108.45pt;height:177.75pt;z-index:251670528;visibility:visible;mso-wrap-style:square;mso-width-percent:0;mso-height-percent:0;mso-wrap-distance-left:9pt;mso-wrap-distance-top:0;mso-wrap-distance-right:9pt;mso-wrap-distance-bottom:0;mso-position-horizontal:right;mso-position-horizontal-relative:margin;mso-position-vertical:absolute;mso-position-vertical-relative:text;mso-width-percent:0;mso-height-percent:0;mso-width-relative:page;mso-height-relative:page;v-text-anchor:top" o:gfxdata="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">
+              <v:shape w14:anchorId="56287193" id="Text Box 5" o:spid="_x0000_s1028" type="#_x0000_t202" style="position:absolute;left:0;text-align:left;margin-left:57.25pt;margin-top:7.85pt;width:108.45pt;height:177.75pt;z-index:251670528;visibility:visible;mso-wrap-style:square;mso-width-percent:0;mso-height-percent:0;mso-wrap-distance-left:9pt;mso-wrap-distance-top:0;mso-wrap-distance-right:9pt;mso-wrap-distance-bottom:0;mso-position-horizontal:right;mso-position-horizontal-relative:margin;mso-position-vertical:absolute;mso-position-vertical-relative:text;mso-width-percent:0;mso-height-percent:0;mso-width-relative:page;mso-height-relative:page;v-text-anchor:top" o:gfxdata="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">
                 <v:shadow on="t" opacity=".5" offset="6pt,-6pt"/>
                 <v:textbox>
                   <w:txbxContent>
@@ -2339,7 +2468,29 @@
                                 <w:szCs w:val="28"/>
                                 <w:lang w:val="el-GR"/>
                               </w:rPr>
-                              <w:t>Σπυρίδων Μανταδάκης (1100613)</w:t>
+                              <w:t xml:space="preserve">Σπυρίδων </w:t>
+                            </w:r>
+                            <w:proofErr w:type="spellStart"/>
+                            <w:r>
+                              <w:rPr>
+                                <w:rFonts w:cs="Times New Roman"/>
+                                <w:color w:val="153D63" w:themeColor="text2" w:themeTint="E6"/>
+                                <w:sz w:val="28"/>
+                                <w:szCs w:val="28"/>
+                                <w:lang w:val="el-GR"/>
+                              </w:rPr>
+                              <w:t>Μανταδάκης</w:t>
+                            </w:r>
+                            <w:proofErr w:type="spellEnd"/>
+                            <w:r>
+                              <w:rPr>
+                                <w:rFonts w:cs="Times New Roman"/>
+                                <w:color w:val="153D63" w:themeColor="text2" w:themeTint="E6"/>
+                                <w:sz w:val="28"/>
+                                <w:szCs w:val="28"/>
+                                <w:lang w:val="el-GR"/>
+                              </w:rPr>
+                              <w:t xml:space="preserve"> (1100613)</w:t>
                             </w:r>
                           </w:p>
                           <w:p>
@@ -2433,7 +2584,7 @@
           </mc:Choice>
           <mc:Fallback>
             <w:pict>
-              <v:shape w14:anchorId="505C783B" id="Text Box 4" o:spid="_x0000_s1029" type="#_x0000_t202" style="position:absolute;left:0;text-align:left;margin-left:0;margin-top:6.9pt;width:108.45pt;height:174.35pt;z-index:251669504;visibility:visible;mso-wrap-style:square;mso-width-percent:0;mso-height-percent:0;mso-wrap-distance-left:9pt;mso-wrap-distance-top:0;mso-wrap-distance-right:9pt;mso-wrap-distance-bottom:0;mso-position-horizontal:center;mso-position-horizontal-relative:margin;mso-position-vertical:absolute;mso-position-vertical-relative:text;mso-width-percent:0;mso-height-percent:0;mso-width-relative:page;mso-height-relative:page;v-text-anchor:top" o:gfxdata="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">
+              <v:shape w14:anchorId="505C783B" id="Text Box 4" o:spid="_x0000_s1029" type="#_x0000_t202" style="position:absolute;left:0;text-align:left;margin-left:0;margin-top:6.9pt;width:108.45pt;height:174.35pt;z-index:251669504;visibility:visible;mso-wrap-style:square;mso-width-percent:0;mso-height-percent:0;mso-wrap-distance-left:9pt;mso-wrap-distance-top:0;mso-wrap-distance-right:9pt;mso-wrap-distance-bottom:0;mso-position-horizontal:center;mso-position-horizontal-relative:margin;mso-position-vertical:absolute;mso-position-vertical-relative:text;mso-width-percent:0;mso-height-percent:0;mso-width-relative:page;mso-height-relative:page;v-text-anchor:top" o:gfxdata="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">
                 <v:shadow on="t" opacity=".5" offset="6pt,-6pt"/>
                 <v:textbox>
                   <w:txbxContent>
@@ -2456,7 +2607,29 @@
                           <w:szCs w:val="28"/>
                           <w:lang w:val="el-GR"/>
                         </w:rPr>
-                        <w:t>Σπυρίδων Μανταδάκης (1100613)</w:t>
+                        <w:t xml:space="preserve">Σπυρίδων </w:t>
+                      </w:r>
+                      <w:proofErr w:type="spellStart"/>
+                      <w:r>
+                        <w:rPr>
+                          <w:rFonts w:cs="Times New Roman"/>
+                          <w:color w:val="153D63" w:themeColor="text2" w:themeTint="E6"/>
+                          <w:sz w:val="28"/>
+                          <w:szCs w:val="28"/>
+                          <w:lang w:val="el-GR"/>
+                        </w:rPr>
+                        <w:t>Μανταδάκης</w:t>
+                      </w:r>
+                      <w:proofErr w:type="spellEnd"/>
+                      <w:r>
+                        <w:rPr>
+                          <w:rFonts w:cs="Times New Roman"/>
+                          <w:color w:val="153D63" w:themeColor="text2" w:themeTint="E6"/>
+                          <w:sz w:val="28"/>
+                          <w:szCs w:val="28"/>
+                          <w:lang w:val="el-GR"/>
+                        </w:rPr>
+                        <w:t xml:space="preserve"> (1100613)</w:t>
                       </w:r>
                     </w:p>
                     <w:p>
@@ -2772,7 +2945,7 @@
           </mc:Choice>
           <mc:Fallback>
             <w:pict>
-              <v:shape w14:anchorId="11DAD84D" id="Text Box 55" o:spid="_x0000_s1030" type="#_x0000_t202" style="position:absolute;margin-left:359.4pt;margin-top:9.95pt;width:119.4pt;height:186.35pt;z-index:251672576;visibility:visible;mso-wrap-style:square;mso-width-percent:0;mso-height-percent:0;mso-wrap-distance-left:9pt;mso-wrap-distance-top:0;mso-wrap-distance-right:9pt;mso-wrap-distance-bottom:0;mso-position-horizontal:absolute;mso-position-horizontal-relative:page;mso-position-vertical:absolute;mso-position-vertical-relative:text;mso-width-percent:0;mso-height-percent:0;mso-width-relative:page;mso-height-relative:page;v-text-anchor:top" o:gfxdata="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" strokecolor="black [3213]">
+              <v:shape w14:anchorId="11DAD84D" id="Text Box 55" o:spid="_x0000_s1030" type="#_x0000_t202" style="position:absolute;margin-left:359.4pt;margin-top:9.95pt;width:119.4pt;height:186.35pt;z-index:251672576;visibility:visible;mso-wrap-style:square;mso-width-percent:0;mso-height-percent:0;mso-wrap-distance-left:9pt;mso-wrap-distance-top:0;mso-wrap-distance-right:9pt;mso-wrap-distance-bottom:0;mso-position-horizontal:absolute;mso-position-horizontal-relative:page;mso-position-vertical:absolute;mso-position-vertical-relative:text;mso-width-percent:0;mso-height-percent:0;mso-width-relative:page;mso-height-relative:page;v-text-anchor:top" o:gfxdata="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" strokecolor="black [3213]">
                 <v:shadow on="t" opacity=".5" offset="6pt,-6pt"/>
                 <v:textbox>
                   <w:txbxContent>
@@ -3068,7 +3241,7 @@
           </mc:Choice>
           <mc:Fallback>
             <w:pict>
-              <v:shape w14:anchorId="49A7B590" id="Text Box 6" o:spid="_x0000_s1031" type="#_x0000_t202" style="position:absolute;margin-left:60.75pt;margin-top:10.1pt;width:108.45pt;height:189pt;z-index:251671552;visibility:visible;mso-wrap-style:square;mso-width-percent:0;mso-height-percent:0;mso-wrap-distance-left:9pt;mso-wrap-distance-top:0;mso-wrap-distance-right:9pt;mso-wrap-distance-bottom:0;mso-position-horizontal:absolute;mso-position-horizontal-relative:text;mso-position-vertical:absolute;mso-position-vertical-relative:text;mso-width-percent:0;mso-height-percent:0;mso-width-relative:page;mso-height-relative:page;v-text-anchor:top" o:gfxdata="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">
+              <v:shape w14:anchorId="49A7B590" id="Text Box 6" o:spid="_x0000_s1031" type="#_x0000_t202" style="position:absolute;margin-left:60.75pt;margin-top:10.1pt;width:108.45pt;height:189pt;z-index:251671552;visibility:visible;mso-wrap-style:square;mso-width-percent:0;mso-height-percent:0;mso-wrap-distance-left:9pt;mso-wrap-distance-top:0;mso-wrap-distance-right:9pt;mso-wrap-distance-bottom:0;mso-position-horizontal:absolute;mso-position-horizontal-relative:text;mso-position-vertical:absolute;mso-position-vertical-relative:text;mso-width-percent:0;mso-height-percent:0;mso-width-relative:page;mso-height-relative:page;v-text-anchor:top" o:gfxdata="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">
                 <v:shadow on="t" opacity=".5" offset="6pt,-6pt"/>
                 <v:textbox>
                   <w:txbxContent>
@@ -3412,6 +3585,7 @@
         </w:rPr>
         <w:t xml:space="preserve">στον φάκελο </w:t>
       </w:r>
+      <w:proofErr w:type="spellStart"/>
       <w:r>
         <w:rPr>
           <w:color w:val="156082" w:themeColor="accent1"/>
@@ -3420,6 +3594,7 @@
         </w:rPr>
         <w:t>Bingespice</w:t>
       </w:r>
+      <w:proofErr w:type="spellEnd"/>
       <w:r>
         <w:rPr>
           <w:color w:val="156082" w:themeColor="accent1"/>
@@ -4147,6 +4322,7 @@
         </w:rPr>
         <w:t xml:space="preserve">Ο κώδικας του προγράμματος βρίσκεται στον φάκελο </w:t>
       </w:r>
+      <w:proofErr w:type="spellStart"/>
       <w:r>
         <w:rPr>
           <w:sz w:val="32"/>
@@ -4154,6 +4330,7 @@
         </w:rPr>
         <w:t>Bingespice</w:t>
       </w:r>
+      <w:proofErr w:type="spellEnd"/>
       <w:r>
         <w:rPr>
           <w:sz w:val="32"/>
@@ -4446,6 +4623,7 @@
         </w:rPr>
         <w:t>/</w:t>
       </w:r>
+      <w:proofErr w:type="spellStart"/>
       <w:r>
         <w:rPr>
           <w:sz w:val="32"/>
@@ -4453,6 +4631,7 @@
         </w:rPr>
         <w:t>Bingespice</w:t>
       </w:r>
+      <w:proofErr w:type="spellEnd"/>
       <w:r>
         <w:rPr>
           <w:sz w:val="32"/>
@@ -4476,6 +4655,7 @@
         </w:rPr>
         <w:t>/</w:t>
       </w:r>
+      <w:proofErr w:type="spellStart"/>
       <w:r>
         <w:rPr>
           <w:sz w:val="32"/>
@@ -4483,6 +4663,7 @@
         </w:rPr>
         <w:t>javafx</w:t>
       </w:r>
+      <w:proofErr w:type="spellEnd"/>
       <w:r>
         <w:rPr>
           <w:sz w:val="32"/>
@@ -4491,6 +4672,7 @@
         </w:rPr>
         <w:t>-</w:t>
       </w:r>
+      <w:proofErr w:type="spellStart"/>
       <w:r>
         <w:rPr>
           <w:sz w:val="32"/>
@@ -4498,6 +4680,7 @@
         </w:rPr>
         <w:t>sdk</w:t>
       </w:r>
+      <w:proofErr w:type="spellEnd"/>
       <w:r>
         <w:rPr>
           <w:sz w:val="32"/>
@@ -4505,6 +4688,107 @@
           <w:lang w:val="el-GR"/>
         </w:rPr>
         <w:t>-24</w:t>
+      </w:r>
+    </w:p>
+    <w:p>
+      <w:pPr>
+        <w:pStyle w:val="ListParagraph"/>
+        <w:rPr>
+          <w:lang w:val="el-GR"/>
+        </w:rPr>
+      </w:pPr>
+      <w:r>
+        <w:rPr>
+          <w:sz w:val="32"/>
+          <w:szCs w:val="32"/>
+          <w:lang w:val="el-GR"/>
+        </w:rPr>
+        <w:t>Και διαγράψτε τυχόν διαφορετικές εκδόσεις της</w:t>
+      </w:r>
+      <w:r>
+        <w:rPr>
+          <w:sz w:val="32"/>
+          <w:szCs w:val="32"/>
+          <w:lang w:val="el-GR"/>
+        </w:rPr>
+        <w:t xml:space="preserve"> </w:t>
+      </w:r>
+      <w:r>
+        <w:rPr>
+          <w:sz w:val="32"/>
+          <w:szCs w:val="32"/>
+        </w:rPr>
+        <w:t>JavaFX</w:t>
+      </w:r>
+      <w:r>
+        <w:rPr>
+          <w:sz w:val="32"/>
+          <w:szCs w:val="32"/>
+          <w:lang w:val="el-GR"/>
+        </w:rPr>
+        <w:t xml:space="preserve"> από τα</w:t>
+      </w:r>
+      <w:r>
+        <w:rPr>
+          <w:sz w:val="32"/>
+          <w:szCs w:val="32"/>
+          <w:lang w:val="el-GR"/>
+        </w:rPr>
+        <w:t xml:space="preserve"> </w:t>
+      </w:r>
+      <w:r>
+        <w:rPr>
+          <w:sz w:val="32"/>
+          <w:szCs w:val="32"/>
+        </w:rPr>
+        <w:t>modules</w:t>
+      </w:r>
+      <w:r>
+        <w:rPr>
+          <w:sz w:val="32"/>
+          <w:szCs w:val="32"/>
+          <w:lang w:val="el-GR"/>
+        </w:rPr>
+        <w:t xml:space="preserve"> </w:t>
+      </w:r>
+      <w:r>
+        <w:rPr>
+          <w:sz w:val="32"/>
+          <w:szCs w:val="32"/>
+          <w:lang w:val="el-GR"/>
+        </w:rPr>
+        <w:t>(πχ 17, η οποία κάποιες φορές κατεβαίνει αυτόματα λόγω της</w:t>
+      </w:r>
+      <w:r>
+        <w:rPr>
+          <w:sz w:val="32"/>
+          <w:szCs w:val="32"/>
+          <w:lang w:val="el-GR"/>
+        </w:rPr>
+        <w:t xml:space="preserve"> </w:t>
+      </w:r>
+      <w:r>
+        <w:rPr>
+          <w:sz w:val="32"/>
+          <w:szCs w:val="32"/>
+        </w:rPr>
+        <w:t>Maven</w:t>
+      </w:r>
+      <w:r>
+        <w:rPr>
+          <w:sz w:val="32"/>
+          <w:szCs w:val="32"/>
+          <w:lang w:val="el-GR"/>
+        </w:rPr>
+        <w:t xml:space="preserve"> )</w:t>
+      </w:r>
+      <w:r>
+        <w:rPr>
+          <w:sz w:val="32"/>
+          <w:szCs w:val="32"/>
+          <w:lang w:val="el-GR"/>
+        </w:rPr>
+        <w:t>.</w:t>
       </w:r>
     </w:p>
     <w:p>
@@ -4706,7 +4990,34 @@
           <w:szCs w:val="32"/>
           <w:lang w:val="el-GR"/>
         </w:rPr>
-        <w:t xml:space="preserve"> συμβάλλει στην ενημέρωση της εφαρμογής μας με πλούσιο και επικαιροποιημένο περιεχόμενο χωρίς την ανάγκη τοπικής αποθήκευσης ή χειροκίνητης ενημέρωσης των πληροφοριών.</w:t>
+        <w:t xml:space="preserve"> συμβάλλει στην ενημέρωση της εφαρμογής μας με πλούσιο και </w:t>
+      </w:r>
+      <w:proofErr w:type="spellStart"/>
+      <w:r>
+        <w:rPr>
+          <w:sz w:val="32"/>
+          <w:szCs w:val="32"/>
+          <w:lang w:val="el-GR"/>
+        </w:rPr>
+        <w:t>επικαιροποιημένο</w:t>
+      </w:r>
+      <w:proofErr w:type="spellEnd"/>
+      <w:r>
+        <w:rPr>
+          <w:sz w:val="32"/>
+          <w:szCs w:val="32"/>
+          <w:lang w:val="el-GR"/>
+        </w:rPr>
+        <w:t xml:space="preserve"> περιεχόμενο χωρίς την ανάγκη </w:t>
+      </w:r>
+      <w:r>
+        <w:rPr>
+          <w:sz w:val="32"/>
+          <w:szCs w:val="32"/>
+          <w:lang w:val="el-GR"/>
+        </w:rPr>
+        <w:lastRenderedPageBreak/>
+        <w:t>τοπικής αποθήκευσης ή χειροκίνητης ενημέρωσης των πληροφοριών.</w:t>
       </w:r>
     </w:p>
     <w:p>
@@ -4725,7 +5036,6 @@
           <w:szCs w:val="36"/>
           <w:lang w:val="el-GR"/>
         </w:rPr>
-        <w:lastRenderedPageBreak/>
         <w:t xml:space="preserve">Όροι χρήσης </w:t>
       </w:r>
       <w:r>
@@ -4842,12 +5152,21 @@
         </w:rPr>
         <w:t xml:space="preserve">). </w:t>
       </w:r>
-      <w:r>
-        <w:rPr>
-          <w:sz w:val="32"/>
-          <w:szCs w:val="32"/>
-        </w:rPr>
-        <w:t>Συγκεκριμένα:</w:t>
+      <w:proofErr w:type="spellStart"/>
+      <w:r>
+        <w:rPr>
+          <w:sz w:val="32"/>
+          <w:szCs w:val="32"/>
+        </w:rPr>
+        <w:t>Συγκεκριμέν</w:t>
+      </w:r>
+      <w:proofErr w:type="spellEnd"/>
+      <w:r>
+        <w:rPr>
+          <w:sz w:val="32"/>
+          <w:szCs w:val="32"/>
+        </w:rPr>
+        <w:t>α:</w:t>
       </w:r>
     </w:p>
     <w:p>
@@ -5084,10 +5403,12 @@
         <w:lastRenderedPageBreak/>
         <w:t xml:space="preserve">Δημιουργία βάσης δεδομένων </w:t>
       </w:r>
+      <w:proofErr w:type="spellStart"/>
       <w:r>
         <w:t>BingeSpice</w:t>
       </w:r>
       <w:bookmarkEnd w:id="11"/>
+      <w:proofErr w:type="spellEnd"/>
     </w:p>
     <w:p>
       <w:pPr>
@@ -5135,7 +5456,25 @@
           <w:szCs w:val="32"/>
           <w:lang w:val="el-GR"/>
         </w:rPr>
-        <w:t xml:space="preserve">όπως στοιχεία χρήστη, watchlists, </w:t>
+        <w:t xml:space="preserve">όπως στοιχεία χρήστη, </w:t>
+      </w:r>
+      <w:proofErr w:type="spellStart"/>
+      <w:r>
+        <w:rPr>
+          <w:sz w:val="32"/>
+          <w:szCs w:val="32"/>
+          <w:lang w:val="el-GR"/>
+        </w:rPr>
+        <w:t>watchlists</w:t>
+      </w:r>
+      <w:proofErr w:type="spellEnd"/>
+      <w:r>
+        <w:rPr>
+          <w:sz w:val="32"/>
+          <w:szCs w:val="32"/>
+          <w:lang w:val="el-GR"/>
+        </w:rPr>
+        <w:t xml:space="preserve">, </w:t>
       </w:r>
       <w:r>
         <w:rPr>
@@ -5168,6 +5507,7 @@
         </w:rPr>
         <w:t xml:space="preserve"> αναπτύξαμε μία σχεσιακή βάση δεδομένων με χρήση της </w:t>
       </w:r>
+      <w:proofErr w:type="spellStart"/>
       <w:r>
         <w:rPr>
           <w:color w:val="156082" w:themeColor="accent1"/>
@@ -5177,6 +5517,7 @@
         </w:rPr>
         <w:t>MySQL</w:t>
       </w:r>
+      <w:proofErr w:type="spellEnd"/>
       <w:r>
         <w:rPr>
           <w:sz w:val="32"/>
@@ -5185,6 +5526,7 @@
         </w:rPr>
         <w:t xml:space="preserve">. Η βάση αυτή φιλοξενείται διαδικτυακά μέσω της πλατφόρμας </w:t>
       </w:r>
+      <w:proofErr w:type="spellStart"/>
       <w:r>
         <w:rPr>
           <w:color w:val="4EA72E" w:themeColor="accent6"/>
@@ -5192,7 +5534,17 @@
           <w:szCs w:val="32"/>
           <w:lang w:val="el-GR"/>
         </w:rPr>
-        <w:t>Amazon Web Services (AWS)</w:t>
+        <w:t>Amazon</w:t>
+      </w:r>
+      <w:proofErr w:type="spellEnd"/>
+      <w:r>
+        <w:rPr>
+          <w:color w:val="4EA72E" w:themeColor="accent6"/>
+          <w:sz w:val="32"/>
+          <w:szCs w:val="32"/>
+          <w:lang w:val="el-GR"/>
+        </w:rPr>
+        <w:t xml:space="preserve"> Web Services (AWS)</w:t>
       </w:r>
       <w:r>
         <w:rPr>
@@ -5216,7 +5568,7 @@
           <w:noProof/>
         </w:rPr>
         <w:drawing>
-          <wp:anchor distT="0" distB="0" distL="114300" distR="114300" simplePos="0" relativeHeight="251681792" behindDoc="1" locked="0" layoutInCell="1" allowOverlap="1" wp14:anchorId="137A77AB" wp14:editId="0A12CC02">
+          <wp:anchor distT="0" distB="0" distL="114300" distR="114300" simplePos="0" relativeHeight="251681792" behindDoc="1" locked="0" layoutInCell="1" allowOverlap="1" wp14:anchorId="137A77AB" wp14:editId="7543C910">
             <wp:simplePos x="0" y="0"/>
             <wp:positionH relativeFrom="page">
               <wp:align>right</wp:align>
@@ -5301,7 +5653,27 @@
           <w:szCs w:val="32"/>
           <w:lang w:val="el-GR"/>
         </w:rPr>
-        <w:t xml:space="preserve">ER (Entity-Relationship) </w:t>
+        <w:t>ER (</w:t>
+      </w:r>
+      <w:proofErr w:type="spellStart"/>
+      <w:r>
+        <w:rPr>
+          <w:color w:val="4EA72E" w:themeColor="accent6"/>
+          <w:sz w:val="32"/>
+          <w:szCs w:val="32"/>
+          <w:lang w:val="el-GR"/>
+        </w:rPr>
+        <w:t>Entity-Relationship</w:t>
+      </w:r>
+      <w:proofErr w:type="spellEnd"/>
+      <w:r>
+        <w:rPr>
+          <w:color w:val="4EA72E" w:themeColor="accent6"/>
+          <w:sz w:val="32"/>
+          <w:szCs w:val="32"/>
+          <w:lang w:val="el-GR"/>
+        </w:rPr>
+        <w:t xml:space="preserve">) </w:t>
       </w:r>
       <w:r>
         <w:rPr>
@@ -5325,6 +5697,304 @@
         </w:rPr>
       </w:pPr>
       <w:bookmarkStart w:id="14" w:name="_Toc199530467"/>
+      <w:r>
+        <w:rPr>
+          <w:sz w:val="48"/>
+          <w:szCs w:val="48"/>
+          <w:lang w:val="el-GR"/>
+        </w:rPr>
+        <w:lastRenderedPageBreak/>
+        <w:t xml:space="preserve">Υλοποιημένα </w:t>
+      </w:r>
+      <w:r>
+        <w:rPr>
+          <w:sz w:val="48"/>
+          <w:szCs w:val="48"/>
+        </w:rPr>
+        <w:t>Use</w:t>
+      </w:r>
+      <w:r>
+        <w:rPr>
+          <w:sz w:val="48"/>
+          <w:szCs w:val="48"/>
+          <w:lang w:val="el-GR"/>
+        </w:rPr>
+        <w:t>-</w:t>
+      </w:r>
+      <w:r>
+        <w:rPr>
+          <w:sz w:val="48"/>
+          <w:szCs w:val="48"/>
+        </w:rPr>
+        <w:t>Cases</w:t>
+      </w:r>
+      <w:r>
+        <w:rPr>
+          <w:sz w:val="48"/>
+          <w:szCs w:val="48"/>
+          <w:lang w:val="el-GR"/>
+        </w:rPr>
+        <w:t xml:space="preserve"> στον κώδικα</w:t>
+      </w:r>
+    </w:p>
+    <w:p>
+      <w:pPr>
+        <w:rPr>
+          <w:sz w:val="32"/>
+          <w:szCs w:val="32"/>
+          <w:lang w:val="el-GR"/>
+        </w:rPr>
+      </w:pPr>
+      <w:r>
+        <w:rPr>
+          <w:sz w:val="32"/>
+          <w:szCs w:val="32"/>
+          <w:lang w:val="el-GR"/>
+        </w:rPr>
+        <w:t xml:space="preserve">Παρακάτω ακολουθεί λίστα από τα </w:t>
+      </w:r>
+      <w:r>
+        <w:rPr>
+          <w:sz w:val="32"/>
+          <w:szCs w:val="32"/>
+        </w:rPr>
+        <w:t>Use</w:t>
+      </w:r>
+      <w:r>
+        <w:rPr>
+          <w:sz w:val="32"/>
+          <w:szCs w:val="32"/>
+          <w:lang w:val="el-GR"/>
+        </w:rPr>
+        <w:t xml:space="preserve"> </w:t>
+      </w:r>
+      <w:r>
+        <w:rPr>
+          <w:sz w:val="32"/>
+          <w:szCs w:val="32"/>
+        </w:rPr>
+        <w:t>Cases</w:t>
+      </w:r>
+      <w:r>
+        <w:rPr>
+          <w:sz w:val="32"/>
+          <w:szCs w:val="32"/>
+          <w:lang w:val="el-GR"/>
+        </w:rPr>
+        <w:t xml:space="preserve"> τα οποία υλοποιήθηκαν στον κώδικα:</w:t>
+      </w:r>
+    </w:p>
+    <w:p>
+      <w:pPr>
+        <w:pStyle w:val="ListParagraph"/>
+        <w:numPr>
+          <w:ilvl w:val="0"/>
+          <w:numId w:val="3"/>
+        </w:numPr>
+        <w:rPr>
+          <w:sz w:val="32"/>
+          <w:szCs w:val="32"/>
+          <w:lang w:val="el-GR"/>
+        </w:rPr>
+      </w:pPr>
+      <w:r>
+        <w:rPr>
+          <w:sz w:val="32"/>
+          <w:szCs w:val="32"/>
+          <w:lang w:val="el-GR"/>
+        </w:rPr>
+        <w:t>Αναζήτηση και επιλογή Ταινίας/Σειράς</w:t>
+      </w:r>
+    </w:p>
+    <w:p>
+      <w:pPr>
+        <w:pStyle w:val="ListParagraph"/>
+        <w:numPr>
+          <w:ilvl w:val="0"/>
+          <w:numId w:val="3"/>
+        </w:numPr>
+        <w:rPr>
+          <w:sz w:val="32"/>
+          <w:szCs w:val="32"/>
+          <w:lang w:val="el-GR"/>
+        </w:rPr>
+      </w:pPr>
+      <w:r>
+        <w:rPr>
+          <w:sz w:val="32"/>
+          <w:szCs w:val="32"/>
+        </w:rPr>
+        <w:t>Add to Watchlist</w:t>
+      </w:r>
+    </w:p>
+    <w:p>
+      <w:pPr>
+        <w:pStyle w:val="ListParagraph"/>
+        <w:numPr>
+          <w:ilvl w:val="0"/>
+          <w:numId w:val="3"/>
+        </w:numPr>
+        <w:rPr>
+          <w:sz w:val="32"/>
+          <w:szCs w:val="32"/>
+          <w:lang w:val="el-GR"/>
+        </w:rPr>
+      </w:pPr>
+      <w:r>
+        <w:rPr>
+          <w:sz w:val="32"/>
+          <w:szCs w:val="32"/>
+          <w:lang w:val="el-GR"/>
+        </w:rPr>
+        <w:t>Επισήμανση Ταινιών/Σειρών ως</w:t>
+      </w:r>
+      <w:r>
+        <w:rPr>
+          <w:sz w:val="32"/>
+          <w:szCs w:val="32"/>
+          <w:lang w:val="el-GR"/>
+        </w:rPr>
+        <w:t xml:space="preserve"> </w:t>
+      </w:r>
+      <w:r>
+        <w:rPr>
+          <w:sz w:val="32"/>
+          <w:szCs w:val="32"/>
+        </w:rPr>
+        <w:t>Watched</w:t>
+      </w:r>
+    </w:p>
+    <w:p>
+      <w:pPr>
+        <w:pStyle w:val="ListParagraph"/>
+        <w:numPr>
+          <w:ilvl w:val="0"/>
+          <w:numId w:val="3"/>
+        </w:numPr>
+        <w:rPr>
+          <w:sz w:val="32"/>
+          <w:szCs w:val="32"/>
+          <w:lang w:val="el-GR"/>
+        </w:rPr>
+      </w:pPr>
+      <w:r>
+        <w:rPr>
+          <w:sz w:val="32"/>
+          <w:szCs w:val="32"/>
+          <w:lang w:val="el-GR"/>
+        </w:rPr>
+        <w:t>Προβολή προφίλ χρήστη</w:t>
+      </w:r>
+    </w:p>
+    <w:p>
+      <w:pPr>
+        <w:pStyle w:val="ListParagraph"/>
+        <w:numPr>
+          <w:ilvl w:val="0"/>
+          <w:numId w:val="3"/>
+        </w:numPr>
+        <w:rPr>
+          <w:sz w:val="32"/>
+          <w:szCs w:val="32"/>
+          <w:lang w:val="el-GR"/>
+        </w:rPr>
+      </w:pPr>
+      <w:r>
+        <w:rPr>
+          <w:sz w:val="32"/>
+          <w:szCs w:val="32"/>
+          <w:lang w:val="el-GR"/>
+        </w:rPr>
+        <w:t>Προβολή ειδοποιήσεων</w:t>
+      </w:r>
+    </w:p>
+    <w:p>
+      <w:pPr>
+        <w:pStyle w:val="ListParagraph"/>
+        <w:numPr>
+          <w:ilvl w:val="0"/>
+          <w:numId w:val="3"/>
+        </w:numPr>
+        <w:rPr>
+          <w:sz w:val="32"/>
+          <w:szCs w:val="32"/>
+          <w:lang w:val="el-GR"/>
+        </w:rPr>
+      </w:pPr>
+      <w:r>
+        <w:rPr>
+          <w:sz w:val="32"/>
+          <w:szCs w:val="32"/>
+          <w:lang w:val="el-GR"/>
+        </w:rPr>
+        <w:t xml:space="preserve">Προβολή </w:t>
+      </w:r>
+      <w:r>
+        <w:rPr>
+          <w:sz w:val="32"/>
+          <w:szCs w:val="32"/>
+        </w:rPr>
+        <w:t>Watchlist</w:t>
+      </w:r>
+    </w:p>
+    <w:p>
+      <w:pPr>
+        <w:pStyle w:val="ListParagraph"/>
+        <w:numPr>
+          <w:ilvl w:val="0"/>
+          <w:numId w:val="3"/>
+        </w:numPr>
+        <w:rPr>
+          <w:sz w:val="32"/>
+          <w:szCs w:val="32"/>
+          <w:lang w:val="el-GR"/>
+        </w:rPr>
+      </w:pPr>
+      <w:r>
+        <w:rPr>
+          <w:sz w:val="32"/>
+          <w:szCs w:val="32"/>
+          <w:lang w:val="el-GR"/>
+        </w:rPr>
+        <w:t xml:space="preserve">Δημιουργία και επεξεργασία </w:t>
+      </w:r>
+      <w:r>
+        <w:rPr>
+          <w:sz w:val="32"/>
+          <w:szCs w:val="32"/>
+        </w:rPr>
+        <w:t>Watchlist</w:t>
+      </w:r>
+    </w:p>
+    <w:p>
+      <w:pPr>
+        <w:rPr>
+          <w:rFonts w:asciiTheme="majorHAnsi" w:eastAsiaTheme="majorEastAsia" w:hAnsiTheme="majorHAnsi" w:cstheme="majorBidi"/>
+          <w:color w:val="0F4761" w:themeColor="accent1" w:themeShade="BF"/>
+          <w:sz w:val="48"/>
+          <w:szCs w:val="48"/>
+          <w:lang w:val="el-GR"/>
+        </w:rPr>
+      </w:pPr>
+      <w:r>
+        <w:rPr>
+          <w:sz w:val="48"/>
+          <w:szCs w:val="48"/>
+          <w:lang w:val="el-GR"/>
+        </w:rPr>
+        <w:br w:type="page"/>
+      </w:r>
+    </w:p>
+    <w:p>
+      <w:pPr>
+        <w:pStyle w:val="Heading1"/>
+        <w:jc w:val="center"/>
+        <w:rPr>
+          <w:sz w:val="48"/>
+          <w:szCs w:val="48"/>
+          <w:lang w:val="el-GR"/>
+        </w:rPr>
+      </w:pPr>
       <w:r>
         <w:rPr>
           <w:sz w:val="48"/>
@@ -5425,6 +6095,7 @@
         </w:rPr>
         <w:t xml:space="preserve"> </w:t>
       </w:r>
+      <w:proofErr w:type="spellStart"/>
       <w:r>
         <w:rPr>
           <w:color w:val="00B050"/>
@@ -5433,6 +6104,7 @@
         </w:rPr>
         <w:t>SceneBuilder</w:t>
       </w:r>
+      <w:proofErr w:type="spellEnd"/>
     </w:p>
     <w:p>
       <w:pPr>
@@ -5459,7 +6131,27 @@
           <w:szCs w:val="32"/>
           <w:lang w:val="el-GR"/>
         </w:rPr>
-        <w:t xml:space="preserve"> για την δημιούργια του </w:t>
+        <w:t xml:space="preserve"> για την </w:t>
+      </w:r>
+      <w:proofErr w:type="spellStart"/>
+      <w:r>
+        <w:rPr>
+          <w:color w:val="000000" w:themeColor="text1"/>
+          <w:sz w:val="32"/>
+          <w:szCs w:val="32"/>
+          <w:lang w:val="el-GR"/>
+        </w:rPr>
+        <w:t>δημιούργια</w:t>
+      </w:r>
+      <w:proofErr w:type="spellEnd"/>
+      <w:r>
+        <w:rPr>
+          <w:color w:val="000000" w:themeColor="text1"/>
+          <w:sz w:val="32"/>
+          <w:szCs w:val="32"/>
+          <w:lang w:val="el-GR"/>
+        </w:rPr>
+        <w:t xml:space="preserve"> του </w:t>
       </w:r>
       <w:r>
         <w:rPr>
@@ -5523,6 +6215,7 @@
           <w:lang w:val="el-GR"/>
         </w:rPr>
       </w:pPr>
+      <w:proofErr w:type="spellStart"/>
       <w:r>
         <w:rPr>
           <w:color w:val="000000" w:themeColor="text1"/>
@@ -5530,13 +6223,23 @@
           <w:szCs w:val="32"/>
           <w:lang w:val="el-GR"/>
         </w:rPr>
-        <w:t xml:space="preserve">Χρησιμοποήθηκε για την εκτέλεση του </w:t>
-      </w:r>
+        <w:t>Χρησιμοποήθηκε</w:t>
+      </w:r>
+      <w:proofErr w:type="spellEnd"/>
       <w:r>
         <w:rPr>
           <w:color w:val="000000" w:themeColor="text1"/>
           <w:sz w:val="32"/>
           <w:szCs w:val="32"/>
+          <w:lang w:val="el-GR"/>
+        </w:rPr>
+        <w:t xml:space="preserve"> για την εκτέλεση του </w:t>
+      </w:r>
+      <w:r>
+        <w:rPr>
+          <w:color w:val="000000" w:themeColor="text1"/>
+          <w:sz w:val="32"/>
+          <w:szCs w:val="32"/>
         </w:rPr>
         <w:t>JavaFX</w:t>
       </w:r>
@@ -5556,7 +6259,27 @@
           <w:szCs w:val="32"/>
           <w:lang w:val="el-GR"/>
         </w:rPr>
-        <w:t>και την τροποπιήση ορισμένων γραμμών κώδικα.</w:t>
+        <w:t xml:space="preserve">και την </w:t>
+      </w:r>
+      <w:proofErr w:type="spellStart"/>
+      <w:r>
+        <w:rPr>
+          <w:color w:val="000000" w:themeColor="text1"/>
+          <w:sz w:val="32"/>
+          <w:szCs w:val="32"/>
+          <w:lang w:val="el-GR"/>
+        </w:rPr>
+        <w:t>τροποπιήση</w:t>
+      </w:r>
+      <w:proofErr w:type="spellEnd"/>
+      <w:r>
+        <w:rPr>
+          <w:color w:val="000000" w:themeColor="text1"/>
+          <w:sz w:val="32"/>
+          <w:szCs w:val="32"/>
+          <w:lang w:val="el-GR"/>
+        </w:rPr>
+        <w:t xml:space="preserve"> ορισμένων γραμμών κώδικα.</w:t>
       </w:r>
     </w:p>
     <w:p>
@@ -5594,6 +6317,7 @@
         </w:rPr>
         <w:t xml:space="preserve">Το λογότυπο του </w:t>
       </w:r>
+      <w:proofErr w:type="spellStart"/>
       <w:r>
         <w:rPr>
           <w:color w:val="215E99" w:themeColor="text2" w:themeTint="BF"/>
@@ -5602,6 +6326,7 @@
         </w:rPr>
         <w:t>BingeSpice</w:t>
       </w:r>
+      <w:proofErr w:type="spellEnd"/>
       <w:r>
         <w:rPr>
           <w:sz w:val="32"/>
@@ -5758,6 +6483,7 @@
         </w:rPr>
         <w:t>://</w:t>
       </w:r>
+      <w:proofErr w:type="spellStart"/>
       <w:r>
         <w:rPr>
           <w:rStyle w:val="Hyperlink"/>
@@ -5766,6 +6492,7 @@
         </w:rPr>
         <w:t>chatgpt</w:t>
       </w:r>
+      <w:proofErr w:type="spellEnd"/>
       <w:r>
         <w:rPr>
           <w:rStyle w:val="Hyperlink"/>
@@ -5811,6 +6538,7 @@
         </w:rPr>
         <w:t xml:space="preserve"> </w:t>
       </w:r>
+      <w:proofErr w:type="spellStart"/>
       <w:r>
         <w:rPr>
           <w:color w:val="00B050"/>
@@ -5819,6 +6547,7 @@
         </w:rPr>
         <w:t>Lucidchart</w:t>
       </w:r>
+      <w:proofErr w:type="spellEnd"/>
     </w:p>
     <w:p>
       <w:pPr>
@@ -5906,6 +6635,7 @@
         </w:rPr>
         <w:t xml:space="preserve"> </w:t>
       </w:r>
+      <w:proofErr w:type="spellStart"/>
       <w:r>
         <w:rPr>
           <w:sz w:val="32"/>
@@ -5913,6 +6643,7 @@
         </w:rPr>
         <w:t>Lucidchart</w:t>
       </w:r>
+      <w:proofErr w:type="spellEnd"/>
       <w:r>
         <w:rPr>
           <w:sz w:val="32"/>
@@ -6099,6 +6830,7 @@
           <w:lang w:val="el-GR"/>
         </w:rPr>
       </w:pPr>
+      <w:proofErr w:type="spellStart"/>
       <w:r>
         <w:rPr>
           <w:color w:val="000000" w:themeColor="text1"/>
@@ -6106,13 +6838,23 @@
           <w:szCs w:val="32"/>
           <w:lang w:val="el-GR"/>
         </w:rPr>
-        <w:t xml:space="preserve">Χρησιμοποήθηκε για ως </w:t>
-      </w:r>
+        <w:t>Χρησιμοποήθηκε</w:t>
+      </w:r>
+      <w:proofErr w:type="spellEnd"/>
       <w:r>
         <w:rPr>
           <w:color w:val="000000" w:themeColor="text1"/>
           <w:sz w:val="32"/>
           <w:szCs w:val="32"/>
+          <w:lang w:val="el-GR"/>
+        </w:rPr>
+        <w:t xml:space="preserve"> για ως </w:t>
+      </w:r>
+      <w:r>
+        <w:rPr>
+          <w:color w:val="000000" w:themeColor="text1"/>
+          <w:sz w:val="32"/>
+          <w:szCs w:val="32"/>
         </w:rPr>
         <w:t>host</w:t>
       </w:r>
@@ -6134,6 +6876,7 @@
         </w:rPr>
         <w:t xml:space="preserve">της βάσης δεδομένων </w:t>
       </w:r>
+      <w:proofErr w:type="spellStart"/>
       <w:r>
         <w:rPr>
           <w:color w:val="000000" w:themeColor="text1"/>
@@ -6142,6 +6885,7 @@
         </w:rPr>
         <w:t>BingeSpice</w:t>
       </w:r>
+      <w:proofErr w:type="spellEnd"/>
       <w:r>
         <w:rPr>
           <w:color w:val="000000" w:themeColor="text1"/>
@@ -6254,115 +6998,6 @@
         </w:rPr>
         <w:t xml:space="preserve"> με σκοπό τον σχεδιασμό της βάσης δεδομένων</w:t>
       </w:r>
-    </w:p>
-    <w:p>
-      <w:pPr>
-        <w:rPr>
-          <w:sz w:val="32"/>
-          <w:szCs w:val="32"/>
-          <w:lang w:val="el-GR"/>
-        </w:rPr>
-      </w:pPr>
-    </w:p>
-    <w:p>
-      <w:pPr>
-        <w:rPr>
-          <w:color w:val="00B050"/>
-          <w:sz w:val="40"/>
-          <w:szCs w:val="40"/>
-          <w:lang w:val="el-GR"/>
-        </w:rPr>
-      </w:pPr>
-      <w:r>
-        <w:rPr>
-          <w:color w:val="00B050"/>
-          <w:sz w:val="40"/>
-          <w:szCs w:val="40"/>
-        </w:rPr>
-        <w:t>DeepSeek</w:t>
-      </w:r>
-    </w:p>
-    <w:p>
-      <w:pPr>
-        <w:rPr>
-          <w:color w:val="00B050"/>
-          <w:sz w:val="40"/>
-          <w:szCs w:val="40"/>
-          <w:lang w:val="el-GR"/>
-        </w:rPr>
-      </w:pPr>
-      <w:r>
-        <w:rPr>
-          <w:sz w:val="32"/>
-          <w:szCs w:val="32"/>
-          <w:lang w:val="el-GR"/>
-        </w:rPr>
-        <w:t>Έ</w:t>
-      </w:r>
-      <w:r>
-        <w:rPr>
-          <w:sz w:val="32"/>
-          <w:szCs w:val="32"/>
-          <w:lang w:val="el-GR"/>
-        </w:rPr>
-        <w:t xml:space="preserve">γινε χρήση του </w:t>
-      </w:r>
-      <w:r>
-        <w:rPr>
-          <w:sz w:val="32"/>
-          <w:szCs w:val="32"/>
-        </w:rPr>
-        <w:t>LLM</w:t>
-      </w:r>
-      <w:r>
-        <w:rPr>
-          <w:sz w:val="32"/>
-          <w:szCs w:val="32"/>
-          <w:lang w:val="el-GR"/>
-        </w:rPr>
-        <w:t xml:space="preserve"> </w:t>
-      </w:r>
-      <w:r>
-        <w:rPr>
-          <w:sz w:val="32"/>
-          <w:szCs w:val="32"/>
-        </w:rPr>
-        <w:t>DeepSeek</w:t>
-      </w:r>
-      <w:r>
-        <w:rPr>
-          <w:sz w:val="32"/>
-          <w:szCs w:val="32"/>
-          <w:lang w:val="el-GR"/>
-        </w:rPr>
-        <w:t>, με στόχο τη βελτιστοποίηση της αποδοτικότητας και της ποιότητας τ</w:t>
-      </w:r>
-      <w:r>
-        <w:rPr>
-          <w:sz w:val="32"/>
-          <w:szCs w:val="32"/>
-          <w:lang w:val="el-GR"/>
-        </w:rPr>
-        <w:t>ου κώδικα</w:t>
-      </w:r>
-      <w:r>
-        <w:rPr>
-          <w:sz w:val="32"/>
-          <w:szCs w:val="32"/>
-          <w:lang w:val="el-GR"/>
-        </w:rPr>
-        <w:t>.</w:t>
-      </w:r>
-    </w:p>
-    <w:p>
-      <w:pPr>
-        <w:rPr>
-          <w:color w:val="00B050"/>
-          <w:sz w:val="40"/>
-          <w:szCs w:val="40"/>
-          <w:lang w:val="el-GR"/>
-        </w:rPr>
-      </w:pPr>
     </w:p>
     <w:sectPr>
       <w:footerReference w:type="default" r:id="rId25"/>
@@ -6664,6 +7299,119 @@
     </w:lvl>
   </w:abstractNum>
   <w:abstractNum w:abstractNumId="1" w15:restartNumberingAfterBreak="0">
+    <w:nsid w:val="504476C2"/>
+    <w:multiLevelType w:val="hybridMultilevel"/>
+    <w:tmpl w:val="981282D4"/>
+    <w:lvl w:ilvl="0" w:tplc="04090001">
+      <w:start w:val="1"/>
+      <w:numFmt w:val="bullet"/>
+      <w:lvlText w:val=""/>
+      <w:lvlJc w:val="left"/>
+      <w:pPr>
+        <w:ind w:left="720" w:hanging="360"/>
+      </w:pPr>
+      <w:rPr>
+        <w:rFonts w:ascii="Symbol" w:hAnsi="Symbol" w:hint="default"/>
+      </w:rPr>
+    </w:lvl>
+    <w:lvl w:ilvl="1" w:tplc="04090003" w:tentative="1">
+      <w:start w:val="1"/>
+      <w:numFmt w:val="bullet"/>
+      <w:lvlText w:val="o"/>
+      <w:lvlJc w:val="left"/>
+      <w:pPr>
+        <w:ind w:left="1440" w:hanging="360"/>
+      </w:pPr>
+      <w:rPr>
+        <w:rFonts w:ascii="Courier New" w:hAnsi="Courier New" w:cs="Courier New" w:hint="default"/>
+      </w:rPr>
+    </w:lvl>
+    <w:lvl w:ilvl="2" w:tplc="04090005" w:tentative="1">
+      <w:start w:val="1"/>
+      <w:numFmt w:val="bullet"/>
+      <w:lvlText w:val=""/>
+      <w:lvlJc w:val="left"/>
+      <w:pPr>
+        <w:ind w:left="2160" w:hanging="360"/>
+      </w:pPr>
+      <w:rPr>
+        <w:rFonts w:ascii="Wingdings" w:hAnsi="Wingdings" w:hint="default"/>
+      </w:rPr>
+    </w:lvl>
+    <w:lvl w:ilvl="3" w:tplc="04090001" w:tentative="1">
+      <w:start w:val="1"/>
+      <w:numFmt w:val="bullet"/>
+      <w:lvlText w:val=""/>
+      <w:lvlJc w:val="left"/>
+      <w:pPr>
+        <w:ind w:left="2880" w:hanging="360"/>
+      </w:pPr>
+      <w:rPr>
+        <w:rFonts w:ascii="Symbol" w:hAnsi="Symbol" w:hint="default"/>
+      </w:rPr>
+    </w:lvl>
+    <w:lvl w:ilvl="4" w:tplc="04090003" w:tentative="1">
+      <w:start w:val="1"/>
+      <w:numFmt w:val="bullet"/>
+      <w:lvlText w:val="o"/>
+      <w:lvlJc w:val="left"/>
+      <w:pPr>
+        <w:ind w:left="3600" w:hanging="360"/>
+      </w:pPr>
+      <w:rPr>
+        <w:rFonts w:ascii="Courier New" w:hAnsi="Courier New" w:cs="Courier New" w:hint="default"/>
+      </w:rPr>
+    </w:lvl>
+    <w:lvl w:ilvl="5" w:tplc="04090005" w:tentative="1">
+      <w:start w:val="1"/>
+      <w:numFmt w:val="bullet"/>
+      <w:lvlText w:val=""/>
+      <w:lvlJc w:val="left"/>
+      <w:pPr>
+        <w:ind w:left="4320" w:hanging="360"/>
+      </w:pPr>
+      <w:rPr>
+        <w:rFonts w:ascii="Wingdings" w:hAnsi="Wingdings" w:hint="default"/>
+      </w:rPr>
+    </w:lvl>
+    <w:lvl w:ilvl="6" w:tplc="04090001" w:tentative="1">
+      <w:start w:val="1"/>
+      <w:numFmt w:val="bullet"/>
+      <w:lvlText w:val=""/>
+      <w:lvlJc w:val="left"/>
+      <w:pPr>
+        <w:ind w:left="5040" w:hanging="360"/>
+      </w:pPr>
+      <w:rPr>
+        <w:rFonts w:ascii="Symbol" w:hAnsi="Symbol" w:hint="default"/>
+      </w:rPr>
+    </w:lvl>
+    <w:lvl w:ilvl="7" w:tplc="04090003" w:tentative="1">
+      <w:start w:val="1"/>
+      <w:numFmt w:val="bullet"/>
+      <w:lvlText w:val="o"/>
+      <w:lvlJc w:val="left"/>
+      <w:pPr>
+        <w:ind w:left="5760" w:hanging="360"/>
+      </w:pPr>
+      <w:rPr>
+        <w:rFonts w:ascii="Courier New" w:hAnsi="Courier New" w:cs="Courier New" w:hint="default"/>
+      </w:rPr>
+    </w:lvl>
+    <w:lvl w:ilvl="8" w:tplc="04090005" w:tentative="1">
+      <w:start w:val="1"/>
+      <w:numFmt w:val="bullet"/>
+      <w:lvlText w:val=""/>
+      <w:lvlJc w:val="left"/>
+      <w:pPr>
+        <w:ind w:left="6480" w:hanging="360"/>
+      </w:pPr>
+      <w:rPr>
+        <w:rFonts w:ascii="Wingdings" w:hAnsi="Wingdings" w:hint="default"/>
+      </w:rPr>
+    </w:lvl>
+  </w:abstractNum>
+  <w:abstractNum w:abstractNumId="2" w15:restartNumberingAfterBreak="0">
     <w:nsid w:val="5F5E555E"/>
     <w:multiLevelType w:val="multilevel"/>
     <w:tmpl w:val="A4106E6A"/>
@@ -6816,6 +7564,9 @@
     <w:abstractNumId w:val="0"/>
   </w:num>
   <w:num w:numId="2" w16cid:durableId="664667284">
+    <w:abstractNumId w:val="2"/>
+  </w:num>
+  <w:num w:numId="3" w16cid:durableId="386884292">
     <w:abstractNumId w:val="1"/>
   </w:num>
 </w:numbering>
